--- a/05_minutas/PROPOSTA_COMERCIAL/PROPOSTA_COMERCIAL_MINUTA_MAE.docx
+++ b/05_minutas/PROPOSTA_COMERCIAL/PROPOSTA_COMERCIAL_MINUTA_MAE.docx
@@ -54,6 +54,14 @@
           <w:bottom w:w="57" w:type="dxa"/>
           <w:right w:w="57" w:type="dxa"/>
         </w:tblCellMar>
+        <w:tblBorders>
+          <w:top w:val="single" w:sz="4" w:space="0" w:color="7F7F7F"/>
+          <w:left w:val="single" w:sz="4" w:space="0" w:color="7F7F7F"/>
+          <w:bottom w:val="single" w:sz="4" w:space="0" w:color="7F7F7F"/>
+          <w:right w:val="single" w:sz="4" w:space="0" w:color="7F7F7F"/>
+          <w:insideH w:val="single" w:sz="4" w:space="0" w:color="7F7F7F"/>
+          <w:insideV w:val="single" w:sz="4" w:space="0" w:color="7F7F7F"/>
+        </w:tblBorders>
       </w:tblPr>
       <w:tblGrid>
         <w:gridCol w:w="5110"/>
@@ -102,7 +110,7 @@
               <w:rPr>
                 <w:b w:val="0"/>
               </w:rPr>
-              <w:t>[PREENCHER]</w:t>
+              <w:t/>
             </w:r>
           </w:p>
         </w:tc>
@@ -143,7 +151,7 @@
               <w:rPr>
                 <w:b w:val="0"/>
               </w:rPr>
-              <w:t>[PREENCHER]</w:t>
+              <w:t/>
             </w:r>
           </w:p>
         </w:tc>
@@ -184,7 +192,7 @@
               <w:rPr>
                 <w:b w:val="0"/>
               </w:rPr>
-              <w:t>[PREENCHER]</w:t>
+              <w:t/>
             </w:r>
           </w:p>
         </w:tc>
@@ -225,7 +233,7 @@
               <w:rPr>
                 <w:b w:val="0"/>
               </w:rPr>
-              <w:t>[PREENCHER]</w:t>
+              <w:t/>
             </w:r>
           </w:p>
         </w:tc>
@@ -266,7 +274,7 @@
               <w:rPr>
                 <w:b w:val="0"/>
               </w:rPr>
-              <w:t>[PREENCHER]</w:t>
+              <w:t/>
             </w:r>
           </w:p>
         </w:tc>
@@ -307,7 +315,7 @@
               <w:rPr>
                 <w:b w:val="0"/>
               </w:rPr>
-              <w:t>[PREENCHER]</w:t>
+              <w:t/>
             </w:r>
           </w:p>
         </w:tc>
@@ -348,7 +356,7 @@
               <w:rPr>
                 <w:b w:val="0"/>
               </w:rPr>
-              <w:t>[PREENCHER]</w:t>
+              <w:t/>
             </w:r>
           </w:p>
         </w:tc>
@@ -357,12 +365,13 @@
     <w:p>
       <w:pPr>
         <w:pStyle w:val="CMICorpo"/>
+        <w:jc w:val="left"/>
       </w:pPr>
       <w:r>
         <w:rPr>
           <w:b w:val="0"/>
         </w:rPr>
-        <w:t>Dados do responsável pela assinatura do contrato: {{DADOS_RESPONSAVEL}}</w:t>
+        <w:t>Dados do responsável pela assinatura do contrato: ______________________________________________</w:t>
       </w:r>
     </w:p>
     <w:tbl>
@@ -375,6 +384,14 @@
           <w:bottom w:w="57" w:type="dxa"/>
           <w:right w:w="57" w:type="dxa"/>
         </w:tblCellMar>
+        <w:tblBorders>
+          <w:top w:val="single" w:sz="4" w:space="0" w:color="7F7F7F"/>
+          <w:left w:val="single" w:sz="4" w:space="0" w:color="7F7F7F"/>
+          <w:bottom w:val="single" w:sz="4" w:space="0" w:color="7F7F7F"/>
+          <w:right w:val="single" w:sz="4" w:space="0" w:color="7F7F7F"/>
+          <w:insideH w:val="single" w:sz="4" w:space="0" w:color="7F7F7F"/>
+          <w:insideV w:val="single" w:sz="4" w:space="0" w:color="7F7F7F"/>
+        </w:tblBorders>
       </w:tblPr>
       <w:tblGrid>
         <w:gridCol w:w="1460"/>
@@ -628,7 +645,7 @@
               <w:rPr>
                 <w:b w:val="0"/>
               </w:rPr>
-              <w:t>{{MARCA}}</w:t>
+              <w:t xml:space="preserve"/>
             </w:r>
           </w:p>
         </w:tc>
@@ -646,7 +663,7 @@
               <w:rPr>
                 <w:b w:val="0"/>
               </w:rPr>
-              <w:t>{{VALOR_UNITARIO}}</w:t>
+              <w:t xml:space="preserve"/>
             </w:r>
           </w:p>
         </w:tc>
@@ -664,7 +681,7 @@
               <w:rPr>
                 <w:b w:val="0"/>
               </w:rPr>
-              <w:t>{{VALOR_TOTAL_ITEM}}</w:t>
+              <w:t xml:space="preserve"/>
             </w:r>
           </w:p>
         </w:tc>
@@ -673,12 +690,13 @@
     <w:p>
       <w:pPr>
         <w:pStyle w:val="CMICorpo"/>
+        <w:jc w:val="left"/>
       </w:pPr>
       <w:r>
         <w:rPr>
           <w:b w:val="0"/>
         </w:rPr>
-        <w:t>Valor total da proposta: {{VALOR_TOTAL_PROPOSTA}} ({{VALOR_TOTAL_EXTENSO}}).</w:t>
+        <w:t>Valor total da proposta: __________________________ (______________________________________________).</w:t>
       </w:r>
     </w:p>
     <w:p>
@@ -741,19 +759,22 @@
     </w:p>
     <w:p>
       <w:pPr>
+        <w:pStyle w:val="CMICorpo"/>
         <w:keepNext/>
         <w:keepLines/>
+        <w:jc w:val="left"/>
       </w:pPr>
       <w:r>
         <w:rPr>
           <w:b w:val="0"/>
         </w:rPr>
-        <w:t>{{LOCAL}}, {{DATA}}.</w:t>
+        <w:t>__________________________, ____________________.</w:t>
       </w:r>
     </w:p>
     <w:p>
       <w:pPr>
         <w:pStyle w:val="CMICorpo"/>
+        <w:jc w:val="left"/>
       </w:pPr>
       <w:r>
         <w:rPr>
@@ -764,14 +785,16 @@
     </w:p>
     <w:p>
       <w:pPr>
+        <w:pStyle w:val="CMICorpo"/>
         <w:keepNext/>
         <w:keepLines/>
+        <w:jc w:val="left"/>
       </w:pPr>
       <w:r>
         <w:rPr>
           <w:b w:val="0"/>
         </w:rPr>
-        <w:t>{{NOME_REPRESENTANTE}}</w:t>
+        <w:t>________________________________________</w:t>
       </w:r>
     </w:p>
     <w:p>
